--- a/downloads/Mahfouz_Salah_Portfolio.docx
+++ b/downloads/Mahfouz_Salah_Portfolio.docx
@@ -59,7 +59,7 @@
     </w:p>
     <w:p>
       <w:r>
-        <w:t>Facilities and MEP professional with 15+ years of experience across electrical maintenance, facility operations, commercial mall development, retail fit-out supervision, and technical consultancy. Experienced in reviewing MEP drawings and specifications, monitoring installation and testing, coordinating with tenants, contractors, consultants and owners, and supporting compliance with Civil Defense requirements. Managed a 25-person facilities team at Course 10 Mall and delivered a water-supply route alternative with an estimated cost reduction from approximately EGP 5 million to EGP 750,000, subject to final cost validation.</w:t>
+        <w:t>Facilities and MEP professional with 15+ years of experience across electrical maintenance, facility operations, commercial mall development, retail fit-out supervision, and technical consultancy. Experienced in reviewing MEP drawings and specifications, monitoring installation and testing, coordinating with tenants, contractors, consultants and owners, and supporting compliance with Civil Defense requirements. Managed a 25-person facilities team at Cross 10 Mall and delivered a water-supply route alternative with an estimated cost reduction from approximately EGP 5 million to EGP 750,000, subject to final cost validation.</w:t>
       </w:r>
     </w:p>
     <w:p>
@@ -125,12 +125,12 @@
         <w:pStyle w:val="Heading1"/>
       </w:pPr>
       <w:r>
-        <w:t>CASE STUDY 01 — COURSE 10 MALL: WATER-SUPPLY ROUTE OPTIMIZATION</w:t>
+        <w:t>CASE STUDY 01 — CROSS 10 MALL: WATER-SUPPLY ROUTE OPTIMIZATION</w:t>
       </w:r>
     </w:p>
     <w:p>
       <w:r>
-        <w:t>Context: During development of Course 10 Mall in 10th of Ramadan City (approximately 22,000 m²), the initially considered main water connection route was estimated at about EGP 5 million and would have required booster pumps.</w:t>
+        <w:t>Context: During development of Cross 10 Mall in 10th of Ramadan City (approximately 22,000 m²), the initially considered main water connection route was estimated at about EGP 5 million and would have required booster pumps.</w:t>
       </w:r>
     </w:p>
     <w:p>
@@ -171,7 +171,7 @@
         <w:pStyle w:val="Heading1"/>
       </w:pPr>
       <w:r>
-        <w:t>CASE STUDY 03 — COURSE 10 MALL: FACILITIES OPERATIONS &amp; TEAM MANAGEMENT</w:t>
+        <w:t>CASE STUDY 03 — CROSS 10 MALL: FACILITIES OPERATIONS &amp; TEAM MANAGEMENT</w:t>
       </w:r>
     </w:p>
     <w:p>

--- a/downloads/Mahfouz_Salah_Portfolio.docx
+++ b/downloads/Mahfouz_Salah_Portfolio.docx
@@ -59,7 +59,7 @@
     </w:p>
     <w:p>
       <w:r>
-        <w:t>Facilities and MEP professional with 15+ years of experience across electrical maintenance, facility operations, commercial mall development, retail fit-out supervision, and technical consultancy. Experienced in reviewing MEP drawings and specifications, monitoring installation and testing, coordinating with tenants, contractors, consultants and owners, and supporting compliance with Civil Defense requirements. Managed a 25-person facilities team at Cross 10 Mall and delivered a water-supply route alternative with an estimated cost reduction from approximately EGP 5 million to EGP 750,000, subject to final cost validation.</w:t>
+        <w:t>Facilities and MEP professional with 15+ years of experience across commercial shopping malls, retail tenant coordination, facility operations, and consultant-side engineering oversight. Experienced in conducting MEP technical drawing reviews, site supervision, and execution follow-up across 8 commercial developments, including Madinat Masr developments (Arena, Taj, Kinda Malls), Sky Walk, Muse Mall, and East Plaza. Supervised and reviewed MEP works for 75+ retail tenants, coordinated Civil Defense life-safety compliance, managed multi-disciplinary facilities teams, and delivered infrastructure optimization with verified life-cycle savings.</w:t>
       </w:r>
     </w:p>
     <w:p>
@@ -97,7 +97,7 @@
         <w:ind w:left="259" w:hanging="173"/>
       </w:pPr>
       <w:r>
-        <w:t>Retail fit-out coordination: periodic follow-up of approximately 11 tenant fit-outs across four commercial malls.</w:t>
+        <w:t>Retail fit-out coordination &amp; drawing review: Technical reviews and site execution supervision across 75+ retail tenants: 20+ tenants across Madinat Masr commercial developments (Arena, Taj, Kinda collectively), 10 tenants at Sky Walk, 35+ tenants at Muse Mall, and periodic reviews across 4 additional commercial malls.</w:t>
       </w:r>
     </w:p>
     <w:p>
@@ -229,12 +229,126 @@
         <w:pStyle w:val="Heading1"/>
       </w:pPr>
       <w:r>
+        <w:t>CASE STUDY 04 — MADINAT MASR COMMERCIAL DEVELOPMENTS (ARENA, TAJ &amp; KINDA MALLS)</w:t>
+      </w:r>
+    </w:p>
+    <w:p>
+      <w:pPr/>
+      <w:r>
+        <w:t>Context &amp; Locations: Consultant-side technical oversight for commercial retail developments associated with Madinat Masr: Mall Arena (within Sarai Compound), Mall Taj (within Taj City Compound), and Mall Kinda in Cairo, Egypt.</w:t>
+      </w:r>
+    </w:p>
+    <w:p>
+      <w:pPr/>
+      <w:r>
+        <w:t>Role &amp; Capacity: MEP Consultant / Tenant Drawing Review &amp; Site Supervision (through Egyptian International Architecture Group – Mega Plan).</w:t>
+      </w:r>
+    </w:p>
+    <w:p>
+      <w:pPr/>
+      <w:r>
+        <w:t>Tenant Scale: Technical review of MEP engineering drawings and site execution follow-up for 20+ commercial retail tenants collectively across the three malls.</w:t>
+      </w:r>
+    </w:p>
+    <w:p>
+      <w:pPr/>
+      <w:r>
+        <w:t>Action &amp; Responsibilities: Reviewed architectural and MEP tenant submissions covering electrical distribution, lighting, HVAC ductwork, plumbing/drainage tie-ins, and fire protection. Coordinated technical review comments directly with tenant engineering teams, ensuring full compliance with base-building utility capacities and Civil Defense regulations. Conducted periodic field inspections to verify that site installations conformed precisely to reviewed shop drawings.</w:t>
+      </w:r>
+    </w:p>
+    <w:p>
+      <w:pPr/>
+      <w:r>
+        <w:t>Outcome &amp; Governance: Prevented base-building utility overloads and eliminated installation clashes before operational handover, maintaining structured technical alignment between master developer and retail tenants.</w:t>
+      </w:r>
+    </w:p>
+    <w:p>
+      <w:pPr>
+        <w:pStyle w:val="Heading1"/>
+      </w:pPr>
+      <w:r>
+        <w:t>CASE STUDY 05 — SKY WALK COMMERCIAL DEVELOPMENT</w:t>
+      </w:r>
+    </w:p>
+    <w:p>
+      <w:pPr/>
+      <w:r>
+        <w:t>Context &amp; Location: Commercial shopping and business development located in 6th of October City, Egypt.</w:t>
+      </w:r>
+    </w:p>
+    <w:p>
+      <w:pPr/>
+      <w:r>
+        <w:t>Role &amp; Capacity: MEP Consultant / Drawing Review &amp; Site Execution Follow-Up (through Mega Plan).</w:t>
+      </w:r>
+    </w:p>
+    <w:p>
+      <w:pPr/>
+      <w:r>
+        <w:t>Tenant Scale: Drawing reviews and site execution follow-up for 10 commercial retail tenants.</w:t>
+      </w:r>
+    </w:p>
+    <w:p>
+      <w:pPr/>
+      <w:r>
+        <w:t>Action &amp; Responsibilities: Performed comprehensive drawing reviews for 10 tenant fit-out packages. Evaluated power loading, chilled water/DX connections, drainage gradients, and fire alarm integration against base-building design criteria. Conducted on-site inspections during execution to verify adherence to approved materials, routing pathways, and safety clearances.</w:t>
+      </w:r>
+    </w:p>
+    <w:p>
+      <w:pPr/>
+      <w:r>
+        <w:t>Outcome &amp; Governance: Maintained continuous coordination between tenant fit-out contractors and base-building management, ensuring seamless integration with building services infrastructure.</w:t>
+      </w:r>
+    </w:p>
+    <w:p>
+      <w:pPr>
+        <w:pStyle w:val="Heading1"/>
+      </w:pPr>
+      <w:r>
+        <w:t>CASE STUDY 06 — MUSE MALL COMMERCIAL DEVELOPMENT</w:t>
+      </w:r>
+    </w:p>
+    <w:p>
+      <w:pPr/>
+      <w:r>
+        <w:t>Context &amp; Location: Prominent commercial shopping center located near Al Naib Al Aam Bridge, Egypt.</w:t>
+      </w:r>
+    </w:p>
+    <w:p>
+      <w:pPr/>
+      <w:r>
+        <w:t>Role &amp; Capacity: MEP Consultant / Site Execution Supervision &amp; Tenant Coordination (through Mega Plan).</w:t>
+      </w:r>
+    </w:p>
+    <w:p>
+      <w:pPr/>
+      <w:r>
+        <w:t>Tenant Scale: Supervised site execution works and coordinated technical interfaces for more than 35 commercial retail tenants (35+ tenants).</w:t>
+      </w:r>
+    </w:p>
+    <w:p>
+      <w:pPr/>
+      <w:r>
+        <w:t>Action &amp; Responsibilities: Provided continuous consultant-side field supervision across 35+ retail tenant fit-outs concurrently. Monitored contractor execution across electrical containment, HVAC airflow distribution, sanitary plumbing, and life-safety systems. Enforced approved containment corridors, resolved on-site technical coordination bottlenecks, and verified compliance with Egyptian Civil Defense requirements.</w:t>
+      </w:r>
+    </w:p>
+    <w:p>
+      <w:pPr/>
+      <w:r>
+        <w:t>Outcome &amp; Governance: Successfully governed execution quality and building services compliance across high-density retail tenant areas, mitigating risks to central mall operations.</w:t>
+      </w:r>
+    </w:p>
+    <w:p>
+      <w:pPr>
+        <w:pStyle w:val="Heading1"/>
+      </w:pPr>
+      <w:r>
         <w:t>CURRENT CONSULTANCY SCOPE — MEGA PLAN</w:t>
       </w:r>
     </w:p>
     <w:p>
       <w:r>
-        <w:t>Technical oversight across East Plaza Mall, Kayan Plaza Mall, Souq El Madina Mall and 60 Feddan Club Mall. Work includes reviewing MEP designs/drawings/specifications and shop drawings, following execution item by item, periodic oversight of approximately 11 tenant fit-outs, technical inspections, testing/handover, snag-list preparation and coordination of Civil Defense requirements.</w:t>
+        <w:t>Comprehensive consultant-side technical oversight across 8 commercial mall developments in Egypt: Madinat Masr Developments (Mall Arena at Sarai, Mall Taj at Taj City, Mall Kinda), Sky Walk (6th of October City), Muse Mall (near Al Naib Al Aam Bridge), East Plaza Mall, Kayan Plaza Mall, Souq El Madina Mall, and 60 Feddan Club Mall. Total scope includes technical drawing reviews, contractor execution supervision, technical snagging, testing &amp; commissioning follow-up, and Civil Defense compliance across 75+ retail tenant interfaces.</w:t>
       </w:r>
     </w:p>
     <w:p>

--- a/downloads/Mahfouz_Salah_Portfolio.docx
+++ b/downloads/Mahfouz_Salah_Portfolio.docx
@@ -32,14 +32,69 @@
       <w:pPr>
         <w:jc w:val="center"/>
       </w:pPr>
+      <w:r/>
       <w:r>
         <w:rPr>
           <w:sz w:val="16"/>
         </w:rPr>
-        <w:t>Cairo, Egypt  |  +2 01027629474 | +2 01221833667  |  Mahfouzsoliman2021@gmail.com</w:t>
+        <w:t xml:space="preserve">Cairo, Egypt   |   +2 01027629474   |   +2 01221833667   |   </w:t>
+      </w:r>
+      <w:hyperlink r:id="rId9">
+        <w:r>
+          <w:rPr>
+            <w:color w:val="146677"/>
+            <w:u w:val="single"/>
+            <w:sz w:val="16"/>
+          </w:rPr>
+          <w:t>Mahfouzsoliman2021@gmail.com</w:t>
+        </w:r>
+      </w:hyperlink>
+      <w:r>
+        <w:rPr>
+          <w:sz w:val="16"/>
+        </w:rPr>
         <w:br/>
-        <w:t>linkedin.com/in/mahfouz-salah-suleiman-9058b2207</w:t>
       </w:r>
+      <w:r>
+        <w:rPr>
+          <w:b/>
+          <w:sz w:val="16"/>
+        </w:rPr>
+        <w:t xml:space="preserve">LinkedIn: </w:t>
+      </w:r>
+      <w:hyperlink r:id="rId10">
+        <w:r>
+          <w:rPr>
+            <w:color w:val="146677"/>
+            <w:u w:val="single"/>
+            <w:sz w:val="16"/>
+          </w:rPr>
+          <w:t>linkedin.com/in/mahfouz-salah-suleiman-9058b2207</w:t>
+        </w:r>
+      </w:hyperlink>
+      <w:r>
+        <w:rPr>
+          <w:sz w:val="16"/>
+        </w:rPr>
+        <w:t xml:space="preserve">   |   </w:t>
+      </w:r>
+      <w:r>
+        <w:rPr>
+          <w:b/>
+          <w:sz w:val="16"/>
+        </w:rPr>
+        <w:t xml:space="preserve">Portfolio: </w:t>
+      </w:r>
+      <w:hyperlink r:id="rId11">
+        <w:r>
+          <w:rPr>
+            <w:color w:val="146677"/>
+            <w:u w:val="single"/>
+            <w:sz w:val="16"/>
+          </w:rPr>
+          <w:t>portfolio.mahfouz-salah.workers.dev</w:t>
+        </w:r>
+      </w:hyperlink>
     </w:p>
     <w:p>
       <w:pPr>

--- a/downloads/Mahfouz_Salah_Portfolio.docx
+++ b/downloads/Mahfouz_Salah_Portfolio.docx
@@ -20,12 +20,7 @@
         <w:jc w:val="center"/>
       </w:pPr>
       <w:r>
-        <w:rPr>
-          <w:b/>
-          <w:color w:val="087E8B"/>
-          <w:sz w:val="22"/>
-        </w:rPr>
-        <w:t>SELECTED FACILITIES &amp; MEP PROJECT EXPERIENCE</w:t>
+        <w:t>Facilities Manager | MEP Systems | Retail Design &amp; Delivery (RDD) | Shopping Mall Operations &amp; Technical Oversight</w:t>
       </w:r>
     </w:p>
     <w:p>
@@ -398,6 +393,44 @@
         <w:pStyle w:val="Heading1"/>
       </w:pPr>
       <w:r>
+        <w:t>CASE STUDY 07 – 60 FEDDAN CLUB MALL: RETAIL TENANT FIT-OUTS &amp; LIFE SAFETY</w:t>
+      </w:r>
+    </w:p>
+    <w:p>
+      <w:pPr/>
+      <w:r>
+        <w:t>Context &amp; Location: Commercial shopping center and sports club development in Cairo / New Cairo, Egypt.</w:t>
+      </w:r>
+    </w:p>
+    <w:p>
+      <w:pPr/>
+      <w:r>
+        <w:t>Role &amp; Capacity: Facilities / MEP Department Manager – Consultant-Side Technical Oversight (through Egyptian International Architecture Group – Mega Plan).</w:t>
+      </w:r>
+    </w:p>
+    <w:p>
+      <w:pPr/>
+      <w:r>
+        <w:t>Scope &amp; Focus: Retail Tenant Fit-Outs, Base-Building Interfaces &amp; Central Plant Protection.</w:t>
+      </w:r>
+    </w:p>
+    <w:p>
+      <w:pPr/>
+      <w:r>
+        <w:t>Action &amp; Responsibilities: Managing MEP technical reviews and base-building interfaces for retail tenant fit-outs across 60 Feddan Club Mall. Auditing tenant submittals for electrical loads, HVAC modifications, and plumbing connections to protect central plant capacity. Rigorously inspecting fire alarm loops, smoke extract systems, and sprinkler coverage to ensure full compliance with Egyptian Civil Defense requirements prior to commercial trading approvals.</w:t>
+      </w:r>
+    </w:p>
+    <w:p>
+      <w:pPr/>
+      <w:r>
+        <w:t>Outcome &amp; Governance: Successfully protected base-building central plant capacity, prevented MEP interface clashes, and verified Egyptian Civil Defense fire and life-safety compliance prior to commercial trading approvals.</w:t>
+      </w:r>
+    </w:p>
+    <w:p>
+      <w:pPr>
+        <w:pStyle w:val="Heading1"/>
+      </w:pPr>
+      <w:r>
         <w:t>CURRENT CONSULTANCY SCOPE — MEGA PLAN</w:t>
       </w:r>
     </w:p>
